--- a/docs/Акт о внедрении.docx
+++ b/docs/Акт о внедрении.docx
@@ -369,7 +369,23 @@
           <w:sz w:val="28"/>
           <w:szCs w:val="28"/>
         </w:rPr>
-        <w:t>«Галерея красивых улыбок»</w:t>
+        <w:t>«</w:t>
+      </w:r>
+      <w:r>
+        <w:rPr>
+          <w:rFonts w:ascii="Times New Roman" w:hAnsi="Times New Roman" w:cs="Times New Roman"/>
+          <w:sz w:val="28"/>
+          <w:szCs w:val="28"/>
+        </w:rPr>
+        <w:t>Магическая улыбка</w:t>
+      </w:r>
+      <w:r>
+        <w:rPr>
+          <w:rFonts w:ascii="Times New Roman" w:hAnsi="Times New Roman" w:cs="Times New Roman"/>
+          <w:sz w:val="28"/>
+          <w:szCs w:val="28"/>
+        </w:rPr>
+        <w:t>»</w:t>
       </w:r>
       <w:r>
         <w:rPr>
